--- a/docs/Установка_и_настройка.docx
+++ b/docs/Установка_и_настройка.docx
@@ -82,7 +82,7 @@
           <w:sz w:val="22"/>
           <w:szCs w:val="22"/>
         </w:rPr>
-        <w:t xml:space="preserve">Версия 1.3 · сентябрь 2026</w:t>
+        <w:t xml:space="preserve">Версия 1.4 · сентябрь 2026</w:t>
       </w:r>
     </w:p>
     <w:p>
@@ -5482,7 +5482,255 @@
           <w:sz w:val="32"/>
           <w:szCs w:val="32"/>
         </w:rPr>
-        <w:t xml:space="preserve">12. Шпаргалка: офлайн-развёртывание на Astra</w:t>
+        <w:t xml:space="preserve">12. Восстановление доступа владельца</w:t>
+      </w:r>
+    </w:p>
+    <w:p>
+      <w:pPr>
+        <w:spacing w:after="120" w:line="300"/>
+      </w:pPr>
+      <w:r>
+        <w:rPr>
+          <w:rFonts w:ascii="PT Sans" w:cs="PT Sans" w:eastAsia="PT Sans" w:hAnsi="PT Sans"/>
+          <w:color w:val="2c2a29"/>
+          <w:sz w:val="22"/>
+          <w:szCs w:val="22"/>
+        </w:rPr>
+        <w:t xml:space="preserve">Если пароль суперадминистратора потерян, система запирается: администратор не может ни сбросить его, ни завести второго владельца — так устроены права. Правка SUPERADMIN_PASSWORD в .env.prod тоже не помогает: пароль существующей учётной записи она не меняет.</w:t>
+      </w:r>
+    </w:p>
+    <w:p>
+      <w:pPr>
+        <w:spacing w:after="120" w:line="300"/>
+      </w:pPr>
+      <w:r>
+        <w:rPr>
+          <w:rFonts w:ascii="PT Sans" w:cs="PT Sans" w:eastAsia="PT Sans" w:hAnsi="PT Sans"/>
+          <w:color w:val="2c2a29"/>
+          <w:sz w:val="22"/>
+          <w:szCs w:val="22"/>
+        </w:rPr>
+        <w:t xml:space="preserve">На сервере для этого есть скрипт:</w:t>
+      </w:r>
+    </w:p>
+    <w:p>
+      <w:pPr>
+        <w:shd w:fill="f3ece6" w:val="clear"/>
+        <w:spacing w:after="0" w:line="260"/>
+        <w:ind w:left="200"/>
+      </w:pPr>
+      <w:r>
+        <w:rPr>
+          <w:rFonts w:ascii="Courier New" w:cs="Courier New" w:eastAsia="Courier New" w:hAnsi="Courier New"/>
+          <w:color w:val="3d2c24"/>
+          <w:sz w:val="20"/>
+          <w:szCs w:val="20"/>
+        </w:rPr>
+        <w:t xml:space="preserve">cd ~/Dashbord</w:t>
+      </w:r>
+    </w:p>
+    <w:p>
+      <w:pPr>
+        <w:shd w:fill="f3ece6" w:val="clear"/>
+        <w:spacing w:after="0" w:line="260"/>
+        <w:ind w:left="200"/>
+      </w:pPr>
+      <w:r>
+        <w:rPr>
+          <w:rFonts w:ascii="Courier New" w:cs="Courier New" w:eastAsia="Courier New" w:hAnsi="Courier New"/>
+          <w:color w:val="3d2c24"/>
+          <w:sz w:val="20"/>
+          <w:szCs w:val="20"/>
+        </w:rPr>
+        <w:t xml:space="preserve">./reset-superadmin.sh                    # единственный владелец</w:t>
+      </w:r>
+    </w:p>
+    <w:p>
+      <w:pPr>
+        <w:shd w:fill="f3ece6" w:val="clear"/>
+        <w:spacing w:after="0" w:line="260"/>
+        <w:ind w:left="200"/>
+      </w:pPr>
+      <w:r>
+        <w:rPr>
+          <w:rFonts w:ascii="Courier New" w:cs="Courier New" w:eastAsia="Courier New" w:hAnsi="Courier New"/>
+          <w:color w:val="3d2c24"/>
+          <w:sz w:val="20"/>
+          <w:szCs w:val="20"/>
+        </w:rPr>
+        <w:t xml:space="preserve">./reset-superadmin.sh --login superadmin # если владельцев несколько</w:t>
+      </w:r>
+    </w:p>
+    <w:p>
+      <w:pPr>
+        <w:shd w:fill="f3ece6" w:val="clear"/>
+        <w:spacing w:after="0" w:line="260"/>
+        <w:ind w:left="200"/>
+      </w:pPr>
+      <w:r>
+        <w:rPr>
+          <w:rFonts w:ascii="Courier New" w:cs="Courier New" w:eastAsia="Courier New" w:hAnsi="Courier New"/>
+          <w:color w:val="3d2c24"/>
+          <w:sz w:val="20"/>
+          <w:szCs w:val="20"/>
+        </w:rPr>
+        <w:t xml:space="preserve">./reset-superadmin.sh --grant-to ivanov  # если суперадминистраторов не осталось</w:t>
+      </w:r>
+    </w:p>
+    <w:p>
+      <w:pPr>
+        <w:spacing w:after="120"/>
+      </w:pPr>
+    </w:p>
+    <w:p>
+      <w:pPr>
+        <w:spacing w:after="120" w:line="300"/>
+      </w:pPr>
+      <w:r>
+        <w:rPr>
+          <w:rFonts w:ascii="PT Sans" w:cs="PT Sans" w:eastAsia="PT Sans" w:hAnsi="PT Sans"/>
+          <w:color w:val="2c2a29"/>
+          <w:sz w:val="22"/>
+          <w:szCs w:val="22"/>
+        </w:rPr>
+        <w:t xml:space="preserve">Пароль генерируется скриптом и печатается один раз; передавать его аргументом нельзя — он остался бы в истории команд. Учётка попросит сменить пароль при первом входе, прежние сессии закроются, операция попадёт в журнал действий.</w:t>
+      </w:r>
+    </w:p>
+    <w:p>
+      <w:pPr>
+        <w:pBdr>
+          <w:left w:val="single" w:color="e04e39" w:sz="18"/>
+        </w:pBdr>
+        <w:shd w:fill="faf0e9" w:val="clear"/>
+        <w:spacing w:after="140" w:line="280"/>
+        <w:ind w:left="200"/>
+      </w:pPr>
+      <w:r>
+        <w:rPr>
+          <w:rFonts w:ascii="PT Sans" w:cs="PT Sans" w:eastAsia="PT Sans" w:hAnsi="PT Sans"/>
+          <w:color w:val="2c2a29"/>
+          <w:sz w:val="20"/>
+          <w:szCs w:val="20"/>
+        </w:rPr>
+        <w:t xml:space="preserve">Инструмент командной строки, а не кнопка в интерфейсе: границей безопасности здесь служит доступ к самой машине. Совет по эксплуатации — завести второго суперадминистратора сразу, тогда скрипт не понадобится вовсе; система напоминает об этом в разделе «Пользователи», пока владелец один.</w:t>
+      </w:r>
+    </w:p>
+    <w:p>
+      <w:pPr>
+        <w:pStyle w:val="Heading1"/>
+        <w:spacing w:after="160" w:before="360"/>
+      </w:pPr>
+      <w:r>
+        <w:rPr>
+          <w:rFonts w:ascii="PT Sans" w:cs="PT Sans" w:eastAsia="PT Sans" w:hAnsi="PT Sans"/>
+          <w:b/>
+          <w:bCs/>
+          <w:color w:val="e04e39"/>
+          <w:sz w:val="32"/>
+          <w:szCs w:val="32"/>
+        </w:rPr>
+        <w:t xml:space="preserve">13. Фоновый воркер: сторож и автоперезапуск</w:t>
+      </w:r>
+    </w:p>
+    <w:p>
+      <w:pPr>
+        <w:spacing w:after="120" w:line="300"/>
+      </w:pPr>
+      <w:r>
+        <w:rPr>
+          <w:rFonts w:ascii="PT Sans" w:cs="PT Sans" w:eastAsia="PT Sans" w:hAnsi="PT Sans"/>
+          <w:color w:val="2c2a29"/>
+          <w:sz w:val="22"/>
+          <w:szCs w:val="22"/>
+        </w:rPr>
+        <w:t xml:space="preserve">Фоновый воркер выполняет весь конвейер данных, и его остановка не видна снаружи: дашборды показывают прежние цифры, загрузка проходит, а обновление данных просто прекращается. Docker по состоянию «нездоров» воркер НЕ перезапускает.</w:t>
+      </w:r>
+    </w:p>
+    <w:p>
+      <w:pPr>
+        <w:spacing w:after="120" w:line="300"/>
+      </w:pPr>
+      <w:r>
+        <w:rPr>
+          <w:rFonts w:ascii="PT Sans" w:cs="PT Sans" w:eastAsia="PT Sans" w:hAnsi="PT Sans"/>
+          <w:color w:val="2c2a29"/>
+          <w:sz w:val="22"/>
+          <w:szCs w:val="22"/>
+        </w:rPr>
+        <w:t xml:space="preserve">Поэтому за ним следит хостовой сторож: он вызывается из того же таймера, что и наблюдатель за бэкапами, раз в минуту, и поднимает воркер, если тот перестал отмечаться. Потолок — три попытки в час (правится в «Настройках»); дальше автоматика останавливается и говорит об этом на экране.</w:t>
+      </w:r>
+    </w:p>
+    <w:p>
+      <w:pPr>
+        <w:shd w:fill="f3ece6" w:val="clear"/>
+        <w:spacing w:after="0" w:line="260"/>
+        <w:ind w:left="200"/>
+      </w:pPr>
+      <w:r>
+        <w:rPr>
+          <w:rFonts w:ascii="Courier New" w:cs="Courier New" w:eastAsia="Courier New" w:hAnsi="Courier New"/>
+          <w:color w:val="3d2c24"/>
+          <w:sz w:val="20"/>
+          <w:szCs w:val="20"/>
+        </w:rPr>
+        <w:t xml:space="preserve">./backup-schedule.sh install   # ставит оба таймера: ночной бэкап и наблюдатель</w:t>
+      </w:r>
+    </w:p>
+    <w:p>
+      <w:pPr>
+        <w:shd w:fill="f3ece6" w:val="clear"/>
+        <w:spacing w:after="0" w:line="260"/>
+        <w:ind w:left="200"/>
+      </w:pPr>
+      <w:r>
+        <w:rPr>
+          <w:rFonts w:ascii="Courier New" w:cs="Courier New" w:eastAsia="Courier New" w:hAnsi="Courier New"/>
+          <w:color w:val="3d2c24"/>
+          <w:sz w:val="20"/>
+          <w:szCs w:val="20"/>
+        </w:rPr>
+        <w:t xml:space="preserve">systemctl list-timers | grep dashbord</w:t>
+      </w:r>
+    </w:p>
+    <w:p>
+      <w:pPr>
+        <w:spacing w:after="120"/>
+      </w:pPr>
+    </w:p>
+    <w:p>
+      <w:pPr>
+        <w:pBdr>
+          <w:left w:val="single" w:color="e04e39" w:sz="18"/>
+        </w:pBdr>
+        <w:shd w:fill="faf0e9" w:val="clear"/>
+        <w:spacing w:after="140" w:line="280"/>
+        <w:ind w:left="200"/>
+      </w:pPr>
+      <w:r>
+        <w:rPr>
+          <w:rFonts w:ascii="PT Sans" w:cs="PT Sans" w:eastAsia="PT Sans" w:hAnsi="PT Sans"/>
+          <w:color w:val="2c2a29"/>
+          <w:sz w:val="20"/>
+          <w:szCs w:val="20"/>
+        </w:rPr>
+        <w:t xml:space="preserve">Файл ops-triggers/worker-autorestart.off отключает автоперезапуск для обслуживания — то же делает кнопка «⏸ Приостановить» в разделе «Здоровье системы». Каждый перезапуск попадает в «Историю починок» и в уведомления управляющим.</w:t>
+      </w:r>
+    </w:p>
+    <w:p>
+      <w:pPr>
+        <w:pStyle w:val="Heading1"/>
+        <w:spacing w:after="160" w:before="360"/>
+      </w:pPr>
+      <w:r>
+        <w:rPr>
+          <w:rFonts w:ascii="PT Sans" w:cs="PT Sans" w:eastAsia="PT Sans" w:hAnsi="PT Sans"/>
+          <w:b/>
+          <w:bCs/>
+          <w:color w:val="e04e39"/>
+          <w:sz w:val="32"/>
+          <w:szCs w:val="32"/>
+        </w:rPr>
+        <w:t xml:space="preserve">14. Шпаргалка: офлайн-развёртывание на Astra</w:t>
       </w:r>
     </w:p>
     <w:p>

--- a/docs/Установка_и_настройка.docx
+++ b/docs/Установка_и_настройка.docx
@@ -3358,7 +3358,7 @@
           <w:sz w:val="20"/>
           <w:szCs w:val="20"/>
         </w:rPr>
-        <w:t xml:space="preserve">./restore.sh backups/&lt;набор&gt;/db.dump   # восстановление БД из набора</w:t>
+        <w:t xml:space="preserve">./restore.sh backups/&lt;набор&gt;          # восстановление из набора (КАТАЛОГ, не файл)</w:t>
       </w:r>
     </w:p>
     <w:p>

--- a/docs/Установка_и_настройка.docx
+++ b/docs/Установка_и_настройка.docx
@@ -486,16 +486,16 @@
           <w:sz w:val="22"/>
           <w:szCs w:val="22"/>
         </w:rPr>
-        <w:t xml:space="preserve">8443</w:t>
-      </w:r>
-      <w:r>
-        <w:rPr>
-          <w:rFonts w:ascii="PT Sans" w:cs="PT Sans" w:eastAsia="PT Sans" w:hAnsi="PT Sans"/>
-          <w:color w:val="2c2a29"/>
-          <w:sz w:val="22"/>
-          <w:szCs w:val="22"/>
-        </w:rPr>
-        <w:t xml:space="preserve"> (HTTPS) или </w:t>
+        <w:t xml:space="preserve">443</w:t>
+      </w:r>
+      <w:r>
+        <w:rPr>
+          <w:rFonts w:ascii="PT Sans" w:cs="PT Sans" w:eastAsia="PT Sans" w:hAnsi="PT Sans"/>
+          <w:color w:val="2c2a29"/>
+          <w:sz w:val="22"/>
+          <w:szCs w:val="22"/>
+        </w:rPr>
+        <w:t xml:space="preserve"> (HTTPS) и </w:t>
       </w:r>
       <w:r>
         <w:rPr>
@@ -506,16 +506,16 @@
           <w:sz w:val="22"/>
           <w:szCs w:val="22"/>
         </w:rPr>
-        <w:t xml:space="preserve">8090</w:t>
-      </w:r>
-      <w:r>
-        <w:rPr>
-          <w:rFonts w:ascii="PT Sans" w:cs="PT Sans" w:eastAsia="PT Sans" w:hAnsi="PT Sans"/>
-          <w:color w:val="2c2a29"/>
-          <w:sz w:val="22"/>
-          <w:szCs w:val="22"/>
-        </w:rPr>
-        <w:t xml:space="preserve"> (HTTP); для мониторинга — 3000 (Grafana) и 9090 (Prometheus). Занятость проверяется перед запуском — понятная ошибка вместо путаного сбоя Docker в разгаре установки.</w:t>
+        <w:t xml:space="preserve">80</w:t>
+      </w:r>
+      <w:r>
+        <w:rPr>
+          <w:rFonts w:ascii="PT Sans" w:cs="PT Sans" w:eastAsia="PT Sans" w:hAnsi="PT Sans"/>
+          <w:color w:val="2c2a29"/>
+          <w:sz w:val="22"/>
+          <w:szCs w:val="22"/>
+        </w:rPr>
+        <w:t xml:space="preserve"> (перенаправление на HTTPS) — тогда адрес набирается без номера порта; для мониторинга — 3000 (Grafana) и 9090 (Prometheus). Занятость проверяется перед запуском — понятная ошибка с подсказкой, кто держит порт. Если 80/443 заняты другим веб-сервером — задать в .env.prod WEB_PORT=8090 и HTTPS_PORT=8443.</w:t>
       </w:r>
     </w:p>
     <w:p>
@@ -1827,7 +1827,7 @@
                 <w:sz w:val="20"/>
                 <w:szCs w:val="20"/>
               </w:rPr>
-              <w:t xml:space="preserve">Развернуть по HTTP (адрес http://&lt;сервер&gt;:8090/)</w:t>
+              <w:t xml:space="preserve">Развернуть по HTTP (адрес http://&lt;сервер&gt;/)</w:t>
             </w:r>
           </w:p>
         </w:tc>
@@ -2464,16 +2464,16 @@
           <w:sz w:val="20"/>
           <w:szCs w:val="20"/>
         </w:rPr>
-        <w:t xml:space="preserve">https://&lt;адрес-сервера&gt;:8443/</w:t>
-      </w:r>
-      <w:r>
-        <w:rPr>
-          <w:rFonts w:ascii="PT Sans" w:cs="PT Sans" w:eastAsia="PT Sans" w:hAnsi="PT Sans"/>
-          <w:color w:val="2c2a29"/>
-          <w:sz w:val="22"/>
-          <w:szCs w:val="22"/>
-        </w:rPr>
-        <w:t xml:space="preserve"> (или http://…:8090 при --no-tls).</w:t>
+        <w:t xml:space="preserve">https://&lt;адрес-сервера&gt;/</w:t>
+      </w:r>
+      <w:r>
+        <w:rPr>
+          <w:rFonts w:ascii="PT Sans" w:cs="PT Sans" w:eastAsia="PT Sans" w:hAnsi="PT Sans"/>
+          <w:color w:val="2c2a29"/>
+          <w:sz w:val="22"/>
+          <w:szCs w:val="22"/>
+        </w:rPr>
+        <w:t xml:space="preserve"> (при --no-tls — http://&lt;адрес-сервера&gt;/).</w:t>
       </w:r>
     </w:p>
     <w:p>
@@ -3850,7 +3850,7 @@
                 <w:sz w:val="20"/>
                 <w:szCs w:val="20"/>
               </w:rPr>
-              <w:t xml:space="preserve">./smoke.sh 8443 https</w:t>
+              <w:t xml:space="preserve">./smoke.sh 443 https</w:t>
             </w:r>
           </w:p>
         </w:tc>
@@ -3878,6 +3878,65 @@
                 <w:szCs w:val="20"/>
               </w:rPr>
               <w:t xml:space="preserve">Повторная smoke-проверка работоспособности</w:t>
+            </w:r>
+          </w:p>
+        </w:tc>
+      </w:tr>
+      <w:tr>
+        <w:trPr>
+          <w:tblHeader w:val="false"/>
+        </w:trPr>
+        <w:tc>
+          <w:tcPr>
+            <w:tcW w:type="dxa" w:w="4300"/>
+            <w:tcMar>
+              <w:top w:type="dxa" w:w="60"/>
+              <w:left w:type="dxa" w:w="100"/>
+              <w:bottom w:type="dxa" w:w="60"/>
+              <w:right w:type="dxa" w:w="100"/>
+            </w:tcMar>
+          </w:tcPr>
+          <w:p>
+            <w:pPr>
+              <w:spacing w:after="0" w:line="260"/>
+            </w:pPr>
+            <w:r>
+              <w:rPr>
+                <w:rFonts w:ascii="PT Sans" w:cs="PT Sans" w:eastAsia="PT Sans" w:hAnsi="PT Sans"/>
+                <w:b w:val="false"/>
+                <w:bCs w:val="false"/>
+                <w:color w:val="2c2a29"/>
+                <w:sz w:val="20"/>
+                <w:szCs w:val="20"/>
+              </w:rPr>
+              <w:t xml:space="preserve">./restore-check.sh</w:t>
+            </w:r>
+          </w:p>
+        </w:tc>
+        <w:tc>
+          <w:tcPr>
+            <w:tcW w:type="dxa" w:w="5340"/>
+            <w:tcMar>
+              <w:top w:type="dxa" w:w="60"/>
+              <w:left w:type="dxa" w:w="100"/>
+              <w:bottom w:type="dxa" w:w="60"/>
+              <w:right w:type="dxa" w:w="100"/>
+            </w:tcMar>
+          </w:tcPr>
+          <w:p>
+            <w:pPr>
+              <w:spacing w:after="0" w:line="260"/>
+            </w:pPr>
+            <w:r>
+              <w:rPr>
+                <w:rFonts w:ascii="PT Sans" w:cs="PT Sans" w:eastAsia="PT Sans" w:hAnsi="PT Sans"/>
+                <w:b w:val="false"/>
+                <w:bCs w:val="false"/>
+                <w:color w:val="2c2a29"/>
+                <w:sz w:val="20"/>
+                <w:szCs w:val="20"/>
+              </w:rPr>
+              <w:t xml:space="preserve">Проверка бэкапа настоящим восстановлением во временную базу (рабочую не трогает)</w:t>
             </w:r>
           </w:p>
         </w:tc>
@@ -4860,7 +4919,7 @@
                 <w:sz w:val="20"/>
                 <w:szCs w:val="20"/>
               </w:rPr>
-              <w:t xml:space="preserve">8090 / 8443</w:t>
+              <w:t xml:space="preserve">80 / 443</w:t>
             </w:r>
           </w:p>
         </w:tc>
@@ -5888,7 +5947,7 @@
           <w:sz w:val="20"/>
           <w:szCs w:val="20"/>
         </w:rPr>
-        <w:t xml:space="preserve">https://&lt;сервер&gt;:8443/</w:t>
+        <w:t xml:space="preserve">https://&lt;сервер&gt;/</w:t>
       </w:r>
       <w:r>
         <w:rPr>

--- a/docs/Установка_и_настройка.docx
+++ b/docs/Установка_и_настройка.docx
@@ -1458,7 +1458,7 @@
         <w:pStyle w:val="ListParagraph"/>
         <w:numPr>
           <w:ilvl w:val="0"/>
-          <w:numId w:val="3"/>
+          <w:numId w:val="4"/>
         </w:numPr>
         <w:spacing w:after="60" w:line="280"/>
       </w:pPr>
@@ -1477,7 +1477,7 @@
         <w:pStyle w:val="ListParagraph"/>
         <w:numPr>
           <w:ilvl w:val="0"/>
-          <w:numId w:val="3"/>
+          <w:numId w:val="4"/>
         </w:numPr>
         <w:spacing w:after="60" w:line="280"/>
       </w:pPr>
@@ -1514,7 +1514,7 @@
         <w:pStyle w:val="ListParagraph"/>
         <w:numPr>
           <w:ilvl w:val="0"/>
-          <w:numId w:val="3"/>
+          <w:numId w:val="4"/>
         </w:numPr>
         <w:spacing w:after="60" w:line="280"/>
       </w:pPr>
@@ -1562,7 +1562,7 @@
         <w:pStyle w:val="ListParagraph"/>
         <w:numPr>
           <w:ilvl w:val="0"/>
-          <w:numId w:val="3"/>
+          <w:numId w:val="4"/>
         </w:numPr>
         <w:spacing w:after="60" w:line="280"/>
       </w:pPr>
@@ -1581,7 +1581,7 @@
         <w:pStyle w:val="ListParagraph"/>
         <w:numPr>
           <w:ilvl w:val="0"/>
-          <w:numId w:val="3"/>
+          <w:numId w:val="4"/>
         </w:numPr>
         <w:spacing w:after="60" w:line="280"/>
       </w:pPr>
@@ -1600,7 +1600,7 @@
         <w:pStyle w:val="ListParagraph"/>
         <w:numPr>
           <w:ilvl w:val="0"/>
-          <w:numId w:val="3"/>
+          <w:numId w:val="4"/>
         </w:numPr>
         <w:spacing w:after="60" w:line="280"/>
       </w:pPr>
@@ -1619,7 +1619,7 @@
         <w:pStyle w:val="ListParagraph"/>
         <w:numPr>
           <w:ilvl w:val="0"/>
-          <w:numId w:val="3"/>
+          <w:numId w:val="4"/>
         </w:numPr>
         <w:spacing w:after="60" w:line="280"/>
       </w:pPr>
@@ -1638,7 +1638,7 @@
         <w:pStyle w:val="ListParagraph"/>
         <w:numPr>
           <w:ilvl w:val="0"/>
-          <w:numId w:val="3"/>
+          <w:numId w:val="4"/>
         </w:numPr>
         <w:spacing w:after="60" w:line="280"/>
       </w:pPr>
@@ -2444,7 +2444,7 @@
         <w:pStyle w:val="ListParagraph"/>
         <w:numPr>
           <w:ilvl w:val="0"/>
-          <w:numId w:val="3"/>
+          <w:numId w:val="5"/>
         </w:numPr>
         <w:spacing w:after="60" w:line="280"/>
       </w:pPr>
@@ -2481,7 +2481,7 @@
         <w:pStyle w:val="ListParagraph"/>
         <w:numPr>
           <w:ilvl w:val="0"/>
-          <w:numId w:val="3"/>
+          <w:numId w:val="5"/>
         </w:numPr>
         <w:spacing w:after="60" w:line="280"/>
       </w:pPr>
@@ -2520,7 +2520,7 @@
         <w:pStyle w:val="ListParagraph"/>
         <w:numPr>
           <w:ilvl w:val="0"/>
-          <w:numId w:val="3"/>
+          <w:numId w:val="5"/>
         </w:numPr>
         <w:spacing w:after="60" w:line="280"/>
       </w:pPr>
@@ -3106,7 +3106,7 @@
         <w:pStyle w:val="ListParagraph"/>
         <w:numPr>
           <w:ilvl w:val="0"/>
-          <w:numId w:val="3"/>
+          <w:numId w:val="6"/>
         </w:numPr>
         <w:spacing w:after="60" w:line="280"/>
       </w:pPr>
@@ -3172,7 +3172,7 @@
         <w:pStyle w:val="ListParagraph"/>
         <w:numPr>
           <w:ilvl w:val="0"/>
-          <w:numId w:val="3"/>
+          <w:numId w:val="6"/>
         </w:numPr>
         <w:spacing w:after="60" w:line="280"/>
       </w:pPr>
@@ -3202,7 +3202,7 @@
         <w:pStyle w:val="ListParagraph"/>
         <w:numPr>
           <w:ilvl w:val="0"/>
-          <w:numId w:val="3"/>
+          <w:numId w:val="6"/>
         </w:numPr>
         <w:spacing w:after="60" w:line="280"/>
       </w:pPr>
@@ -3232,7 +3232,7 @@
         <w:pStyle w:val="ListParagraph"/>
         <w:numPr>
           <w:ilvl w:val="0"/>
-          <w:numId w:val="3"/>
+          <w:numId w:val="6"/>
         </w:numPr>
         <w:spacing w:after="60" w:line="280"/>
       </w:pPr>
@@ -5797,7 +5797,7 @@
         <w:pStyle w:val="ListParagraph"/>
         <w:numPr>
           <w:ilvl w:val="0"/>
-          <w:numId w:val="3"/>
+          <w:numId w:val="7"/>
         </w:numPr>
         <w:spacing w:after="60" w:line="280"/>
       </w:pPr>
@@ -5825,7 +5825,7 @@
         <w:pStyle w:val="ListParagraph"/>
         <w:numPr>
           <w:ilvl w:val="0"/>
-          <w:numId w:val="3"/>
+          <w:numId w:val="7"/>
         </w:numPr>
         <w:spacing w:after="60" w:line="280"/>
       </w:pPr>
@@ -5880,7 +5880,7 @@
         <w:pStyle w:val="ListParagraph"/>
         <w:numPr>
           <w:ilvl w:val="0"/>
-          <w:numId w:val="3"/>
+          <w:numId w:val="7"/>
         </w:numPr>
         <w:spacing w:after="60" w:line="280"/>
       </w:pPr>
@@ -5899,7 +5899,7 @@
         <w:pStyle w:val="ListParagraph"/>
         <w:numPr>
           <w:ilvl w:val="0"/>
-          <w:numId w:val="3"/>
+          <w:numId w:val="7"/>
         </w:numPr>
         <w:spacing w:after="60" w:line="280"/>
       </w:pPr>
@@ -5927,7 +5927,7 @@
         <w:pStyle w:val="ListParagraph"/>
         <w:numPr>
           <w:ilvl w:val="0"/>
-          <w:numId w:val="3"/>
+          <w:numId w:val="7"/>
         </w:numPr>
         <w:spacing w:after="60" w:line="280"/>
       </w:pPr>
@@ -5964,7 +5964,7 @@
         <w:pStyle w:val="ListParagraph"/>
         <w:numPr>
           <w:ilvl w:val="0"/>
-          <w:numId w:val="3"/>
+          <w:numId w:val="7"/>
         </w:numPr>
         <w:spacing w:after="60" w:line="280"/>
       </w:pPr>
@@ -5983,7 +5983,7 @@
         <w:pStyle w:val="ListParagraph"/>
         <w:numPr>
           <w:ilvl w:val="0"/>
-          <w:numId w:val="3"/>
+          <w:numId w:val="7"/>
         </w:numPr>
         <w:spacing w:after="60" w:line="280"/>
       </w:pPr>
@@ -6226,6 +6226,30 @@
     </w:lvlOverride>
   </w:num>
   <w:num w:numId="3">
+    <w:abstractNumId w:val="3"/>
+    <w:lvlOverride w:ilvl="0">
+      <w:startOverride w:val="1"/>
+    </w:lvlOverride>
+  </w:num>
+  <w:num w:numId="4">
+    <w:abstractNumId w:val="3"/>
+    <w:lvlOverride w:ilvl="0">
+      <w:startOverride w:val="1"/>
+    </w:lvlOverride>
+  </w:num>
+  <w:num w:numId="5">
+    <w:abstractNumId w:val="3"/>
+    <w:lvlOverride w:ilvl="0">
+      <w:startOverride w:val="1"/>
+    </w:lvlOverride>
+  </w:num>
+  <w:num w:numId="6">
+    <w:abstractNumId w:val="3"/>
+    <w:lvlOverride w:ilvl="0">
+      <w:startOverride w:val="1"/>
+    </w:lvlOverride>
+  </w:num>
+  <w:num w:numId="7">
     <w:abstractNumId w:val="3"/>
     <w:lvlOverride w:ilvl="0">
       <w:startOverride w:val="1"/>

--- a/docs/Установка_и_настройка.docx
+++ b/docs/Установка_и_настройка.docx
@@ -5789,7 +5789,388 @@
           <w:sz w:val="32"/>
           <w:szCs w:val="32"/>
         </w:rPr>
-        <w:t xml:space="preserve">14. Шпаргалка: офлайн-развёртывание на Astra</w:t>
+        <w:t xml:space="preserve">14. Ежемесячная проверка резервной копии восстановлением</w:t>
+      </w:r>
+    </w:p>
+    <w:p>
+      <w:pPr>
+        <w:spacing w:after="120" w:line="300"/>
+      </w:pPr>
+      <w:r>
+        <w:rPr>
+          <w:rFonts w:ascii="PT Sans" w:cs="PT Sans" w:eastAsia="PT Sans" w:hAnsi="PT Sans"/>
+          <w:color w:val="2c2a29"/>
+          <w:sz w:val="22"/>
+          <w:szCs w:val="22"/>
+        </w:rPr>
+        <w:t xml:space="preserve">Ночной бэкап проверяет, что дамп читается; этого мало — нужна уверенность, что из него действительно поднимается база. Это делает </w:t>
+      </w:r>
+      <w:r>
+        <w:rPr>
+          <w:rFonts w:ascii="Courier New" w:cs="Courier New" w:eastAsia="Courier New" w:hAnsi="Courier New"/>
+          <w:color w:val="8a2f1f"/>
+          <w:sz w:val="20"/>
+          <w:szCs w:val="20"/>
+        </w:rPr>
+        <w:t xml:space="preserve">restore-check.sh</w:t>
+      </w:r>
+      <w:r>
+        <w:rPr>
+          <w:rFonts w:ascii="PT Sans" w:cs="PT Sans" w:eastAsia="PT Sans" w:hAnsi="PT Sans"/>
+          <w:color w:val="2c2a29"/>
+          <w:sz w:val="22"/>
+          <w:szCs w:val="22"/>
+        </w:rPr>
+        <w:t xml:space="preserve">: восстанавливает последний годный набор во временную базу рядом с рабочей (без сети, 1 ядро, 1,5 ГБ памяти), сверяет таблицы и число строк, затем убирает всё временное. Рабочая база только читается.</w:t>
+      </w:r>
+    </w:p>
+    <w:p>
+      <w:pPr>
+        <w:spacing w:after="120" w:line="300"/>
+      </w:pPr>
+      <w:r>
+        <w:rPr>
+          <w:rFonts w:ascii="PT Sans" w:cs="PT Sans" w:eastAsia="PT Sans" w:hAnsi="PT Sans"/>
+          <w:color w:val="2c2a29"/>
+          <w:sz w:val="22"/>
+          <w:szCs w:val="22"/>
+        </w:rPr>
+        <w:t xml:space="preserve">Запускать руками не нужно: хостовой наблюдатель (тот же таймер, что у бэкапа) сам запускает проверку </w:t>
+      </w:r>
+      <w:r>
+        <w:rPr>
+          <w:rFonts w:ascii="PT Sans" w:cs="PT Sans" w:eastAsia="PT Sans" w:hAnsi="PT Sans"/>
+          <w:b/>
+          <w:bCs/>
+          <w:color w:val="2c2a29"/>
+          <w:sz w:val="22"/>
+          <w:szCs w:val="22"/>
+        </w:rPr>
+        <w:t xml:space="preserve">раз в 30 дней в 04:00</w:t>
+      </w:r>
+      <w:r>
+        <w:rPr>
+          <w:rFonts w:ascii="PT Sans" w:cs="PT Sans" w:eastAsia="PT Sans" w:hAnsi="PT Sans"/>
+          <w:color w:val="2c2a29"/>
+          <w:sz w:val="22"/>
+          <w:szCs w:val="22"/>
+        </w:rPr>
+        <w:t xml:space="preserve">, если с прошлой проверки появился новый годный набор. Внеочередная проверка — кнопкой «🔁 Проверить сейчас» в разделе «Отчёты» → «Бэкап и автоархив», там же итог последней проверки. Провал или проверка, не проводившаяся больше 37 дней, приходят управляющим уведомлением.</w:t>
+      </w:r>
+    </w:p>
+    <w:tbl>
+      <w:tblPr>
+        <w:tblW w:type="dxa" w:w="9640"/>
+        <w:tblBorders>
+          <w:top w:val="single" w:color="auto" w:sz="4"/>
+          <w:left w:val="single" w:color="auto" w:sz="4"/>
+          <w:bottom w:val="single" w:color="auto" w:sz="4"/>
+          <w:right w:val="single" w:color="auto" w:sz="4"/>
+          <w:insideH w:val="single" w:color="auto" w:sz="4"/>
+          <w:insideV w:val="single" w:color="auto" w:sz="4"/>
+        </w:tblBorders>
+      </w:tblPr>
+      <w:tblGrid>
+        <w:gridCol w:w="3200"/>
+        <w:gridCol w:w="1600"/>
+        <w:gridCol w:w="4840"/>
+      </w:tblGrid>
+      <w:tr>
+        <w:trPr>
+          <w:tblHeader/>
+        </w:trPr>
+        <w:tc>
+          <w:tcPr>
+            <w:tcW w:type="dxa" w:w="3200"/>
+            <w:shd w:fill="f7e3dd" w:val="clear"/>
+            <w:tcMar>
+              <w:top w:type="dxa" w:w="60"/>
+              <w:left w:type="dxa" w:w="100"/>
+              <w:bottom w:type="dxa" w:w="60"/>
+              <w:right w:type="dxa" w:w="100"/>
+            </w:tcMar>
+          </w:tcPr>
+          <w:p>
+            <w:pPr>
+              <w:spacing w:after="0" w:line="260"/>
+            </w:pPr>
+            <w:r>
+              <w:rPr>
+                <w:rFonts w:ascii="PT Sans" w:cs="PT Sans" w:eastAsia="PT Sans" w:hAnsi="PT Sans"/>
+                <w:b/>
+                <w:bCs/>
+                <w:color w:val="2c2a29"/>
+                <w:sz w:val="20"/>
+                <w:szCs w:val="20"/>
+              </w:rPr>
+              <w:t xml:space="preserve">Параметр окружения</w:t>
+            </w:r>
+          </w:p>
+        </w:tc>
+        <w:tc>
+          <w:tcPr>
+            <w:tcW w:type="dxa" w:w="1600"/>
+            <w:shd w:fill="f7e3dd" w:val="clear"/>
+            <w:tcMar>
+              <w:top w:type="dxa" w:w="60"/>
+              <w:left w:type="dxa" w:w="100"/>
+              <w:bottom w:type="dxa" w:w="60"/>
+              <w:right w:type="dxa" w:w="100"/>
+            </w:tcMar>
+          </w:tcPr>
+          <w:p>
+            <w:pPr>
+              <w:spacing w:after="0" w:line="260"/>
+            </w:pPr>
+            <w:r>
+              <w:rPr>
+                <w:rFonts w:ascii="PT Sans" w:cs="PT Sans" w:eastAsia="PT Sans" w:hAnsi="PT Sans"/>
+                <w:b/>
+                <w:bCs/>
+                <w:color w:val="2c2a29"/>
+                <w:sz w:val="20"/>
+                <w:szCs w:val="20"/>
+              </w:rPr>
+              <w:t xml:space="preserve">По умолчанию</w:t>
+            </w:r>
+          </w:p>
+        </w:tc>
+        <w:tc>
+          <w:tcPr>
+            <w:tcW w:type="dxa" w:w="4840"/>
+            <w:shd w:fill="f7e3dd" w:val="clear"/>
+            <w:tcMar>
+              <w:top w:type="dxa" w:w="60"/>
+              <w:left w:type="dxa" w:w="100"/>
+              <w:bottom w:type="dxa" w:w="60"/>
+              <w:right w:type="dxa" w:w="100"/>
+            </w:tcMar>
+          </w:tcPr>
+          <w:p>
+            <w:pPr>
+              <w:spacing w:after="0" w:line="260"/>
+            </w:pPr>
+            <w:r>
+              <w:rPr>
+                <w:rFonts w:ascii="PT Sans" w:cs="PT Sans" w:eastAsia="PT Sans" w:hAnsi="PT Sans"/>
+                <w:b/>
+                <w:bCs/>
+                <w:color w:val="2c2a29"/>
+                <w:sz w:val="20"/>
+                <w:szCs w:val="20"/>
+              </w:rPr>
+              <w:t xml:space="preserve">Что задаёт</w:t>
+            </w:r>
+          </w:p>
+        </w:tc>
+      </w:tr>
+      <w:tr>
+        <w:trPr>
+          <w:tblHeader w:val="false"/>
+        </w:trPr>
+        <w:tc>
+          <w:tcPr>
+            <w:tcW w:type="dxa" w:w="3200"/>
+            <w:tcMar>
+              <w:top w:type="dxa" w:w="60"/>
+              <w:left w:type="dxa" w:w="100"/>
+              <w:bottom w:type="dxa" w:w="60"/>
+              <w:right w:type="dxa" w:w="100"/>
+            </w:tcMar>
+          </w:tcPr>
+          <w:p>
+            <w:pPr>
+              <w:spacing w:after="0" w:line="260"/>
+            </w:pPr>
+            <w:r>
+              <w:rPr>
+                <w:rFonts w:ascii="PT Sans" w:cs="PT Sans" w:eastAsia="PT Sans" w:hAnsi="PT Sans"/>
+                <w:b w:val="false"/>
+                <w:bCs w:val="false"/>
+                <w:color w:val="2c2a29"/>
+                <w:sz w:val="20"/>
+                <w:szCs w:val="20"/>
+              </w:rPr>
+              <w:t xml:space="preserve">RESTORE_CHECK_DAYS</w:t>
+            </w:r>
+          </w:p>
+        </w:tc>
+        <w:tc>
+          <w:tcPr>
+            <w:tcW w:type="dxa" w:w="1600"/>
+            <w:tcMar>
+              <w:top w:type="dxa" w:w="60"/>
+              <w:left w:type="dxa" w:w="100"/>
+              <w:bottom w:type="dxa" w:w="60"/>
+              <w:right w:type="dxa" w:w="100"/>
+            </w:tcMar>
+          </w:tcPr>
+          <w:p>
+            <w:pPr>
+              <w:spacing w:after="0" w:line="260"/>
+            </w:pPr>
+            <w:r>
+              <w:rPr>
+                <w:rFonts w:ascii="PT Sans" w:cs="PT Sans" w:eastAsia="PT Sans" w:hAnsi="PT Sans"/>
+                <w:b w:val="false"/>
+                <w:bCs w:val="false"/>
+                <w:color w:val="2c2a29"/>
+                <w:sz w:val="20"/>
+                <w:szCs w:val="20"/>
+              </w:rPr>
+              <w:t xml:space="preserve">30</w:t>
+            </w:r>
+          </w:p>
+        </w:tc>
+        <w:tc>
+          <w:tcPr>
+            <w:tcW w:type="dxa" w:w="4840"/>
+            <w:tcMar>
+              <w:top w:type="dxa" w:w="60"/>
+              <w:left w:type="dxa" w:w="100"/>
+              <w:bottom w:type="dxa" w:w="60"/>
+              <w:right w:type="dxa" w:w="100"/>
+            </w:tcMar>
+          </w:tcPr>
+          <w:p>
+            <w:pPr>
+              <w:spacing w:after="0" w:line="260"/>
+            </w:pPr>
+            <w:r>
+              <w:rPr>
+                <w:rFonts w:ascii="PT Sans" w:cs="PT Sans" w:eastAsia="PT Sans" w:hAnsi="PT Sans"/>
+                <w:b w:val="false"/>
+                <w:bCs w:val="false"/>
+                <w:color w:val="2c2a29"/>
+                <w:sz w:val="20"/>
+                <w:szCs w:val="20"/>
+              </w:rPr>
+              <w:t xml:space="preserve">Как часто проверять, дней</w:t>
+            </w:r>
+          </w:p>
+        </w:tc>
+      </w:tr>
+      <w:tr>
+        <w:trPr>
+          <w:tblHeader w:val="false"/>
+        </w:trPr>
+        <w:tc>
+          <w:tcPr>
+            <w:tcW w:type="dxa" w:w="3200"/>
+            <w:tcMar>
+              <w:top w:type="dxa" w:w="60"/>
+              <w:left w:type="dxa" w:w="100"/>
+              <w:bottom w:type="dxa" w:w="60"/>
+              <w:right w:type="dxa" w:w="100"/>
+            </w:tcMar>
+          </w:tcPr>
+          <w:p>
+            <w:pPr>
+              <w:spacing w:after="0" w:line="260"/>
+            </w:pPr>
+            <w:r>
+              <w:rPr>
+                <w:rFonts w:ascii="PT Sans" w:cs="PT Sans" w:eastAsia="PT Sans" w:hAnsi="PT Sans"/>
+                <w:b w:val="false"/>
+                <w:bCs w:val="false"/>
+                <w:color w:val="2c2a29"/>
+                <w:sz w:val="20"/>
+                <w:szCs w:val="20"/>
+              </w:rPr>
+              <w:t xml:space="preserve">RESTORE_CHECK_HOUR</w:t>
+            </w:r>
+          </w:p>
+        </w:tc>
+        <w:tc>
+          <w:tcPr>
+            <w:tcW w:type="dxa" w:w="1600"/>
+            <w:tcMar>
+              <w:top w:type="dxa" w:w="60"/>
+              <w:left w:type="dxa" w:w="100"/>
+              <w:bottom w:type="dxa" w:w="60"/>
+              <w:right w:type="dxa" w:w="100"/>
+            </w:tcMar>
+          </w:tcPr>
+          <w:p>
+            <w:pPr>
+              <w:spacing w:after="0" w:line="260"/>
+            </w:pPr>
+            <w:r>
+              <w:rPr>
+                <w:rFonts w:ascii="PT Sans" w:cs="PT Sans" w:eastAsia="PT Sans" w:hAnsi="PT Sans"/>
+                <w:b w:val="false"/>
+                <w:bCs w:val="false"/>
+                <w:color w:val="2c2a29"/>
+                <w:sz w:val="20"/>
+                <w:szCs w:val="20"/>
+              </w:rPr>
+              <w:t xml:space="preserve">04</w:t>
+            </w:r>
+          </w:p>
+        </w:tc>
+        <w:tc>
+          <w:tcPr>
+            <w:tcW w:type="dxa" w:w="4840"/>
+            <w:tcMar>
+              <w:top w:type="dxa" w:w="60"/>
+              <w:left w:type="dxa" w:w="100"/>
+              <w:bottom w:type="dxa" w:w="60"/>
+              <w:right w:type="dxa" w:w="100"/>
+            </w:tcMar>
+          </w:tcPr>
+          <w:p>
+            <w:pPr>
+              <w:spacing w:after="0" w:line="260"/>
+            </w:pPr>
+            <w:r>
+              <w:rPr>
+                <w:rFonts w:ascii="PT Sans" w:cs="PT Sans" w:eastAsia="PT Sans" w:hAnsi="PT Sans"/>
+                <w:b w:val="false"/>
+                <w:bCs w:val="false"/>
+                <w:color w:val="2c2a29"/>
+                <w:sz w:val="20"/>
+                <w:szCs w:val="20"/>
+              </w:rPr>
+              <w:t xml:space="preserve">Час ночного окна (после бэкапа в 02:00)</w:t>
+            </w:r>
+          </w:p>
+        </w:tc>
+      </w:tr>
+    </w:tbl>
+    <w:p>
+      <w:pPr>
+        <w:pBdr>
+          <w:left w:val="single" w:color="e04e39" w:sz="18"/>
+        </w:pBdr>
+        <w:shd w:fill="faf0e9" w:val="clear"/>
+        <w:spacing w:after="140" w:line="280"/>
+        <w:ind w:left="200"/>
+      </w:pPr>
+      <w:r>
+        <w:rPr>
+          <w:rFonts w:ascii="PT Sans" w:cs="PT Sans" w:eastAsia="PT Sans" w:hAnsi="PT Sans"/>
+          <w:color w:val="2c2a29"/>
+          <w:sz w:val="20"/>
+          <w:szCs w:val="20"/>
+        </w:rPr>
+        <w:t xml:space="preserve">Во время обновления (deploy.sh) проверка не запускается — действует та же пауза, что у сторожа доступности. Итог и подробный отчёт — ops-triggers/restore-check.result и restore-check.txt.</w:t>
+      </w:r>
+    </w:p>
+    <w:p>
+      <w:pPr>
+        <w:pStyle w:val="Heading1"/>
+        <w:spacing w:after="160" w:before="360"/>
+      </w:pPr>
+      <w:r>
+        <w:rPr>
+          <w:rFonts w:ascii="PT Sans" w:cs="PT Sans" w:eastAsia="PT Sans" w:hAnsi="PT Sans"/>
+          <w:b/>
+          <w:bCs/>
+          <w:color w:val="e04e39"/>
+          <w:sz w:val="32"/>
+          <w:szCs w:val="32"/>
+        </w:rPr>
+        <w:t xml:space="preserve">15. Шпаргалка: офлайн-развёртывание на Astra</w:t>
       </w:r>
     </w:p>
     <w:p>

--- a/docs/Установка_и_настройка.docx
+++ b/docs/Установка_и_настройка.docx
@@ -82,7 +82,7 @@
           <w:sz w:val="22"/>
           <w:szCs w:val="22"/>
         </w:rPr>
-        <w:t xml:space="preserve">Версия 1.4 · сентябрь 2026</w:t>
+        <w:t xml:space="preserve">Версия 1.5 · октябрь 2026</w:t>
       </w:r>
     </w:p>
     <w:p>
